--- a/assets/file/Formulir Pernyataan Pendanaan.docx
+++ b/assets/file/Formulir Pernyataan Pendanaan.docx
@@ -82,7 +82,7 @@
           <w:noProof/>
         </w:rPr>
         <mc:AlternateContent>
-          <mc:Choice Requires="wpg">
+          <mc:Choice Requires="wps">
             <w:drawing>
               <wp:anchor distT="0" distB="0" distL="114300" distR="114300" simplePos="0" relativeHeight="251659264" behindDoc="0" locked="0" layoutInCell="1" hidden="0" allowOverlap="1">
                 <wp:simplePos x="0" y="0"/>
@@ -139,7 +139,7 @@
                                 <w:color w:val="000000"/>
                                 <w:sz w:val="28"/>
                               </w:rPr>
-                              <w:t>KEMENTERIAN PENDIDIKAN, KEBUDAYAAN</w:t>
+                              <w:t>KEMENTERIAN PENDIDIKAN TINGGI, SAINS,</w:t>
                             </w:r>
                           </w:p>
                           <w:p>
@@ -153,7 +153,7 @@
                                 <w:color w:val="000000"/>
                                 <w:sz w:val="28"/>
                               </w:rPr>
-                              <w:t>RISET, DAN TEKNOLOGI</w:t>
+                              <w:t>DAN TEKNOLOGI</w:t>
                             </w:r>
                             <w:r>
                               <w:rPr>
@@ -291,47 +291,180 @@
               </wp:anchor>
             </w:drawing>
           </mc:Choice>
-          <mc:Fallback xmlns:sl="http://schemas.openxmlformats.org/schemaLibrary/2006/main" xmlns:a="http://schemas.openxmlformats.org/drawingml/2006/main" xmlns:pic="http://schemas.openxmlformats.org/drawingml/2006/picture" xmlns:c="http://schemas.openxmlformats.org/drawingml/2006/chart" xmlns:lc="http://schemas.openxmlformats.org/drawingml/2006/lockedCanvas" xmlns:dgm="http://schemas.openxmlformats.org/drawingml/2006/diagram" xmlns="http://schemas.microsoft.com/office/tasks/2019/documenttasks" xmlns:cr="http://schemas.microsoft.com/office/comments/2020/reactions">
-            <w:drawing>
-              <wp:anchor allowOverlap="1" behindDoc="0" distB="0" distT="0" distL="114300" distR="114300" hidden="0" layoutInCell="1" locked="0" relativeHeight="0" simplePos="0">
-                <wp:simplePos x="0" y="0"/>
-                <wp:positionH relativeFrom="page">
-                  <wp:align>center</wp:align>
-                </wp:positionH>
-                <wp:positionV relativeFrom="page">
-                  <wp:posOffset>-5396</wp:posOffset>
-                </wp:positionV>
-                <wp:extent cx="6670675" cy="1707515"/>
-                <wp:effectExtent b="0" l="0" r="0" t="0"/>
-                <wp:wrapTopAndBottom distB="0" distT="0"/>
-                <wp:docPr id="5" name="image3.png"/>
-                <a:graphic>
-                  <a:graphicData uri="http://schemas.openxmlformats.org/drawingml/2006/picture">
-                    <pic:pic>
-                      <pic:nvPicPr>
-                        <pic:cNvPr id="0" name="image3.png"/>
-                        <pic:cNvPicPr preferRelativeResize="0"/>
-                      </pic:nvPicPr>
-                      <pic:blipFill>
-                        <a:blip r:embed="rId8"/>
-                        <a:srcRect/>
-                        <a:stretch>
-                          <a:fillRect/>
-                        </a:stretch>
-                      </pic:blipFill>
-                      <pic:spPr>
-                        <a:xfrm>
-                          <a:off x="0" y="0"/>
-                          <a:ext cx="6670675" cy="1707515"/>
-                        </a:xfrm>
-                        <a:prstGeom prst="rect"/>
-                        <a:ln/>
-                      </pic:spPr>
-                    </pic:pic>
-                  </a:graphicData>
-                </a:graphic>
-              </wp:anchor>
-            </w:drawing>
+          <mc:Fallback>
+            <w:pict>
+              <v:rect id="Rectangle 5" o:spid="_x0000_s1026" style="position:absolute;left:0;text-align:left;margin-left:0;margin-top:-.4pt;width:525.25pt;height:134.45pt;z-index:251659264;visibility:visible;mso-wrap-style:square;mso-wrap-distance-left:9pt;mso-wrap-distance-top:0;mso-wrap-distance-right:9pt;mso-wrap-distance-bottom:0;mso-position-horizontal:center;mso-position-horizontal-relative:page;mso-position-vertical:absolute;mso-position-vertical-relative:page;v-text-anchor:top" o:gfxdata="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" filled="f" stroked="f">
+                <v:textbox inset="2.53958mm,1.2694mm,2.53958mm,1.2694mm">
+                  <w:txbxContent>
+                    <w:p>
+                      <w:pPr>
+                        <w:textDirection w:val="btLr"/>
+                      </w:pPr>
+                      <w:r>
+                        <w:rPr>
+                          <w:color w:val="000000"/>
+                          <w:sz w:val="28"/>
+                        </w:rPr>
+                        <w:t xml:space="preserve">   </w:t>
+                      </w:r>
+                    </w:p>
+                    <w:p>
+                      <w:pPr>
+                        <w:ind w:left="709"/>
+                        <w:jc w:val="center"/>
+                        <w:textDirection w:val="btLr"/>
+                      </w:pPr>
+                      <w:r>
+                        <w:rPr>
+                          <w:color w:val="000000"/>
+                          <w:sz w:val="28"/>
+                        </w:rPr>
+                        <w:t>KEMENTERIAN PENDIDIKAN TINGGI, SAINS,</w:t>
+                      </w:r>
+                    </w:p>
+                    <w:p>
+                      <w:pPr>
+                        <w:ind w:left="709"/>
+                        <w:jc w:val="center"/>
+                        <w:textDirection w:val="btLr"/>
+                      </w:pPr>
+                      <w:r>
+                        <w:rPr>
+                          <w:color w:val="000000"/>
+                          <w:sz w:val="28"/>
+                        </w:rPr>
+                        <w:t>DAN TEKNOLOGI</w:t>
+                      </w:r>
+                      <w:r>
+                        <w:rPr>
+                          <w:color w:val="000000"/>
+                        </w:rPr>
+                        <w:t xml:space="preserve"> </w:t>
+                      </w:r>
+                      <w:r>
+                        <w:rPr>
+                          <w:color w:val="000000"/>
+                          <w:sz w:val="28"/>
+                        </w:rPr>
+                        <w:br/>
+                        <w:t>UNIVERSITAS PENDIDIKAN INDONESIA</w:t>
+                      </w:r>
+                    </w:p>
+                    <w:p>
+                      <w:pPr>
+                        <w:ind w:left="709"/>
+                        <w:jc w:val="center"/>
+                        <w:textDirection w:val="btLr"/>
+                      </w:pPr>
+                      <w:r>
+                        <w:rPr>
+                          <w:b/>
+                          <w:color w:val="000000"/>
+                          <w:sz w:val="28"/>
+                        </w:rPr>
+                        <w:t xml:space="preserve">    KOMISI ETIK PENELITIAN</w:t>
+                      </w:r>
+                    </w:p>
+                    <w:p>
+                      <w:pPr>
+                        <w:ind w:left="709"/>
+                        <w:jc w:val="center"/>
+                        <w:textDirection w:val="btLr"/>
+                      </w:pPr>
+                      <w:r>
+                        <w:rPr>
+                          <w:color w:val="000000"/>
+                        </w:rPr>
+                        <w:t xml:space="preserve">Jalan Dr. </w:t>
+                      </w:r>
+                      <w:proofErr w:type="spellStart"/>
+                      <w:r>
+                        <w:rPr>
+                          <w:color w:val="000000"/>
+                        </w:rPr>
+                        <w:t>Setiabudhi</w:t>
+                      </w:r>
+                      <w:proofErr w:type="spellEnd"/>
+                      <w:r>
+                        <w:rPr>
+                          <w:color w:val="000000"/>
+                        </w:rPr>
+                        <w:t xml:space="preserve"> No.229 Bandung 40154</w:t>
+                      </w:r>
+                    </w:p>
+                    <w:p>
+                      <w:pPr>
+                        <w:ind w:left="709"/>
+                        <w:jc w:val="center"/>
+                        <w:textDirection w:val="btLr"/>
+                      </w:pPr>
+                      <w:r>
+                        <w:rPr>
+                          <w:color w:val="000000"/>
+                        </w:rPr>
+                        <w:t xml:space="preserve">   Telepon: +62852-2462-6865</w:t>
+                      </w:r>
+                    </w:p>
+                    <w:p>
+                      <w:pPr>
+                        <w:ind w:left="709"/>
+                        <w:jc w:val="center"/>
+                        <w:textDirection w:val="btLr"/>
+                      </w:pPr>
+                      <w:r>
+                        <w:rPr>
+                          <w:rFonts w:ascii="Calibri" w:eastAsia="Calibri" w:hAnsi="Calibri" w:cs="Calibri"/>
+                          <w:color w:val="000000"/>
+                        </w:rPr>
+                        <w:t>Laman</w:t>
+                      </w:r>
+                      <w:r>
+                        <w:rPr>
+                          <w:rFonts w:ascii="Calibri" w:eastAsia="Calibri" w:hAnsi="Calibri" w:cs="Calibri"/>
+                          <w:color w:val="000000"/>
+                          <w:sz w:val="22"/>
+                        </w:rPr>
+                        <w:t xml:space="preserve"> </w:t>
+                      </w:r>
+                      <w:r>
+                        <w:rPr>
+                          <w:color w:val="000000"/>
+                        </w:rPr>
+                        <w:t xml:space="preserve">: etikpenelitian.upi.edu </w:t>
+                      </w:r>
+                      <w:r>
+                        <w:rPr>
+                          <w:i/>
+                          <w:color w:val="000000"/>
+                        </w:rPr>
+                        <w:t>e-</w:t>
+                      </w:r>
+                      <w:proofErr w:type="spellStart"/>
+                      <w:r>
+                        <w:rPr>
+                          <w:i/>
+                          <w:color w:val="000000"/>
+                        </w:rPr>
+                        <w:t>mail</w:t>
+                      </w:r>
+                      <w:proofErr w:type="spellEnd"/>
+                      <w:r>
+                        <w:rPr>
+                          <w:color w:val="000000"/>
+                        </w:rPr>
+                        <w:t>: etikpenelitian@upi.edu</w:t>
+                      </w:r>
+                    </w:p>
+                    <w:p>
+                      <w:pPr>
+                        <w:textDirection w:val="btLr"/>
+                      </w:pPr>
+                    </w:p>
+                  </w:txbxContent>
+                </v:textbox>
+                <w10:wrap type="topAndBottom" anchorx="page" anchory="page"/>
+              </v:rect>
+            </w:pict>
           </mc:Fallback>
         </mc:AlternateContent>
       </w:r>
@@ -538,27 +671,15 @@
     <w:p>
       <w:pPr>
         <w:spacing w:line="276" w:lineRule="auto"/>
-      </w:pPr>
-      <w:r>
-        <w:t>NIP/NIK/NIM</w:t>
-      </w:r>
-      <w:r>
-        <w:tab/>
-      </w:r>
-      <w:r>
-        <w:tab/>
-        <w:t xml:space="preserve">: </w:t>
-      </w:r>
-    </w:p>
-    <w:p>
-      <w:pPr>
-        <w:spacing w:line="276" w:lineRule="auto"/>
         <w:rPr>
           <w:i/>
         </w:rPr>
       </w:pPr>
       <w:r>
-        <w:t>Judul Penelitian</w:t>
+        <w:t>NIP/NIK/NIM</w:t>
+      </w:r>
+      <w:r>
+        <w:tab/>
       </w:r>
       <w:r>
         <w:tab/>
@@ -624,21 +745,6 @@
       </w:pPr>
       <w:r>
         <w:t>Fakultas</w:t>
-      </w:r>
-      <w:r>
-        <w:tab/>
-      </w:r>
-      <w:r>
-        <w:tab/>
-        <w:t xml:space="preserve">: </w:t>
-      </w:r>
-    </w:p>
-    <w:p>
-      <w:pPr>
-        <w:spacing w:line="276" w:lineRule="auto"/>
-      </w:pPr>
-      <w:r>
-        <w:t>NIP/NIK/NIM</w:t>
       </w:r>
       <w:r>
         <w:tab/>
@@ -656,7 +762,10 @@
         </w:rPr>
       </w:pPr>
       <w:r>
-        <w:t>Judul Penelitian</w:t>
+        <w:t>NIP/NIK/NIM</w:t>
+      </w:r>
+      <w:r>
+        <w:tab/>
       </w:r>
       <w:r>
         <w:tab/>
@@ -750,8 +859,19 @@
       <w:pPr>
         <w:spacing w:line="276" w:lineRule="auto"/>
       </w:pPr>
-      <w:r>
-        <w:t>Judul Penelitian</w:t>
+    </w:p>
+    <w:p>
+      <w:pPr>
+        <w:spacing w:line="276" w:lineRule="auto"/>
+      </w:pPr>
+      <w:r>
+        <w:t>Nama</w:t>
+      </w:r>
+      <w:r>
+        <w:tab/>
+      </w:r>
+      <w:r>
+        <w:tab/>
       </w:r>
       <w:r>
         <w:tab/>
@@ -762,16 +882,8 @@
       <w:pPr>
         <w:spacing w:line="276" w:lineRule="auto"/>
       </w:pPr>
-    </w:p>
-    <w:p>
-      <w:pPr>
-        <w:spacing w:line="276" w:lineRule="auto"/>
-      </w:pPr>
-      <w:r>
-        <w:t>Nama</w:t>
-      </w:r>
-      <w:r>
-        <w:tab/>
+      <w:r>
+        <w:t>Instansi</w:t>
       </w:r>
       <w:r>
         <w:tab/>
@@ -786,7 +898,7 @@
         <w:spacing w:line="276" w:lineRule="auto"/>
       </w:pPr>
       <w:r>
-        <w:t>Instansi</w:t>
+        <w:t>Program Studi</w:t>
       </w:r>
       <w:r>
         <w:tab/>
@@ -801,7 +913,7 @@
         <w:spacing w:line="276" w:lineRule="auto"/>
       </w:pPr>
       <w:r>
-        <w:t>Program Studi</w:t>
+        <w:t>Fakultas</w:t>
       </w:r>
       <w:r>
         <w:tab/>
@@ -816,7 +928,7 @@
         <w:spacing w:line="276" w:lineRule="auto"/>
       </w:pPr>
       <w:r>
-        <w:t>Fakultas</w:t>
+        <w:t>NIP/NIK/NIM</w:t>
       </w:r>
       <w:r>
         <w:tab/>
@@ -830,11 +942,13 @@
       <w:pPr>
         <w:spacing w:line="276" w:lineRule="auto"/>
       </w:pPr>
-      <w:r>
-        <w:t>NIP/NIK/NIM</w:t>
-      </w:r>
-      <w:r>
-        <w:tab/>
+    </w:p>
+    <w:p>
+      <w:pPr>
+        <w:spacing w:line="276" w:lineRule="auto"/>
+      </w:pPr>
+      <w:r>
+        <w:t xml:space="preserve">Judul Penelitian dalam Bahasa Indonesia </w:t>
       </w:r>
       <w:r>
         <w:tab/>
@@ -846,22 +960,12 @@
         <w:spacing w:line="276" w:lineRule="auto"/>
       </w:pPr>
       <w:r>
-        <w:t>Judul Penelitian</w:t>
-      </w:r>
-      <w:r>
-        <w:tab/>
-        <w:t xml:space="preserve">: </w:t>
-      </w:r>
-    </w:p>
-    <w:p>
-      <w:pPr>
-        <w:spacing w:line="276" w:lineRule="auto"/>
-      </w:pPr>
-    </w:p>
-    <w:p>
-      <w:pPr>
-        <w:spacing w:line="276" w:lineRule="auto"/>
-      </w:pPr>
+        <w:t>Judul Penelitian dalam Bahasa Inggris</w:t>
+      </w:r>
+      <w:r>
+        <w:tab/>
+        <w:t>:</w:t>
+      </w:r>
     </w:p>
     <w:p>
       <w:pPr>
@@ -922,6 +1026,7 @@
         <w:jc w:val="right"/>
       </w:pPr>
       <w:r>
+        <w:lastRenderedPageBreak/>
         <w:t xml:space="preserve">Tempat, Tanggal, </w:t>
       </w:r>
       <w:r>
